--- a/EXPORTS/DOCX/published/niveau3/English/Wereldtentoonstelling1883.docx
+++ b/EXPORTS/DOCX/published/niveau3/English/Wereldtentoonstelling1883.docx
@@ -1029,7 +1029,7 @@
           <w:sz w:val="24"/>
           <w:u w:val="single"/>
         </w:rPr>
-        <w:hyperlink r:id="rId13" w:history="1">
+        <w:hyperlink r:id="rId12" w:history="1">
           <w:r>
             <w:rPr>
               <w:rStyle w:val="Hyperlink"/>
@@ -1158,7 +1158,7 @@
           <w:sz w:val="24"/>
           <w:u w:val="single"/>
         </w:rPr>
-        <w:hyperlink r:id="rId13" w:history="1">
+        <w:hyperlink r:id="rId14" w:history="1">
           <w:r>
             <w:rPr>
               <w:rStyle w:val="Hyperlink"/>
@@ -1187,7 +1187,7 @@
           <w:sz w:val="24"/>
           <w:u w:val="single"/>
         </w:rPr>
-        <w:hyperlink r:id="rId13" w:history="1">
+        <w:hyperlink r:id="rId14" w:history="1">
           <w:r>
             <w:rPr>
               <w:rStyle w:val="Hyperlink"/>
@@ -1226,60 +1226,13 @@
       </w:r>
       <w:r>
         <w:rPr>
-          <w:u w:val="single" w:color="0000ff"/>
           <w:rFonts w:ascii="Charis SIL Regular" w:hAnsi="Charis SIL Regular" w:eastAsia="Charis SIL Regular"/>
           <w:b w:val="0"/>
           <w:i w:val="0"/>
           <w:color w:val="000000"/>
           <w:sz w:val="24"/>
         </w:rPr>
-        <w:hyperlink r:id="rId13" w:history="1">
-          <w:r>
-            <w:rPr>
-              <w:rStyle w:val="Hyperlink"/>
-            </w:rPr>
-            <w:t>responsible</w:t>
-          </w:r>
-        </w:hyperlink>
-      </w:r>
-      <w:r>
-        <w:rPr>
-          <w:u w:val="single" w:color="0000ff"/>
-          <w:rFonts w:ascii="Charis SIL Regular" w:hAnsi="Charis SIL Regular" w:eastAsia="Charis SIL Regular"/>
-          <w:b w:val="0"/>
-          <w:i w:val="0"/>
-          <w:color w:val="000000"/>
-          <w:sz w:val="24"/>
-        </w:rPr>
-        <w:t xml:space="preserve"> </w:t>
-      </w:r>
-      <w:r>
-        <w:rPr>
-          <w:u w:val="single" w:color="0000ff"/>
-          <w:rFonts w:ascii="Charis SIL Regular" w:hAnsi="Charis SIL Regular" w:eastAsia="Charis SIL Regular"/>
-          <w:b w:val="0"/>
-          <w:i w:val="0"/>
-          <w:color w:val="000000"/>
-          <w:sz w:val="24"/>
-        </w:rPr>
-        <w:hyperlink r:id="rId13" w:history="1">
-          <w:r>
-            <w:rPr>
-              <w:rStyle w:val="Hyperlink"/>
-            </w:rPr>
-            <w:t>for colle</w:t>
-          </w:r>
-        </w:hyperlink>
-      </w:r>
-      <w:r>
-        <w:rPr>
-          <w:rFonts w:ascii="Charis SIL Regular" w:hAnsi="Charis SIL Regular" w:eastAsia="Charis SIL Regular"/>
-          <w:b w:val="0"/>
-          <w:i w:val="0"/>
-          <w:color w:val="000000"/>
-          <w:sz w:val="24"/>
-        </w:rPr>
-        <w:t>cting objects in the Dutch East Indies and it was he who</w:t>
+        <w:t>responsible for collecting objects in the Dutch East Indies and it was he who</w:t>
       </w:r>
       <w:r>
         <w:rPr>
@@ -2324,6 +2277,7 @@
           <w:i w:val="0"/>
           <w:color w:val="0000FF"/>
           <w:sz w:val="24"/>
+          <w:u w:val="single"/>
         </w:rPr>
         <w:hyperlink r:id="rId19" w:history="1">
           <w:r>
@@ -2532,14 +2486,7 @@
           <w:color w:val="000000"/>
           <w:sz w:val="24"/>
         </w:rPr>
-        <w:hyperlink r:id="rId19" w:history="1">
-          <w:r>
-            <w:rPr>
-              <w:rStyle w:val="Hyperlink"/>
-            </w:rPr>
-            <w:t xml:space="preserve">nt to the </w:t>
-          </w:r>
-        </w:hyperlink>
+        <w:t xml:space="preserve">nt to the </w:t>
       </w:r>
       <w:r>
         <w:rPr>
@@ -2631,15 +2578,9 @@
           <w:i w:val="0"/>
           <w:color w:val="0000FF"/>
           <w:sz w:val="24"/>
-        </w:rPr>
-        <w:hyperlink r:id="rId19" w:history="1">
-          <w:r>
-            <w:rPr>
-              <w:rStyle w:val="Hyperlink"/>
-            </w:rPr>
-            <w:t>c</w:t>
-          </w:r>
-        </w:hyperlink>
+          <w:u w:val="single"/>
+        </w:rPr>
+        <w:t>c</w:t>
       </w:r>
       <w:r>
         <w:rPr>
@@ -2648,15 +2589,9 @@
           <w:i w:val="0"/>
           <w:color w:val="0000FF"/>
           <w:sz w:val="24"/>
-        </w:rPr>
-        <w:hyperlink r:id="rId19" w:history="1">
-          <w:r>
-            <w:rPr>
-              <w:rStyle w:val="Hyperlink"/>
-            </w:rPr>
-            <w:t>h</w:t>
-          </w:r>
-        </w:hyperlink>
+          <w:u w:val="single"/>
+        </w:rPr>
+        <w:t>h</w:t>
       </w:r>
       <w:r>
         <w:rPr>
@@ -4305,7 +4240,25 @@
           <w:color w:val="000000"/>
           <w:sz w:val="24"/>
         </w:rPr>
-        <w:t>. Please note: these photographs also sho</w:t>
+        <w:t>. Please note: these photographs als</w:t>
+      </w:r>
+      <w:r>
+        <w:rPr>
+          <w:u w:val="single" w:color="0000ff"/>
+          <w:rFonts w:ascii="Charis SIL Regular" w:hAnsi="Charis SIL Regular" w:eastAsia="Charis SIL Regular"/>
+          <w:b w:val="0"/>
+          <w:i w:val="0"/>
+          <w:color w:val="000000"/>
+          <w:sz w:val="24"/>
+        </w:rPr>
+        <w:hyperlink r:id="rId25" w:history="1">
+          <w:r>
+            <w:rPr>
+              <w:rStyle w:val="Hyperlink"/>
+            </w:rPr>
+            <w:t>o sho</w:t>
+          </w:r>
+        </w:hyperlink>
       </w:r>
       <w:r>
         <w:rPr>
@@ -5506,7 +5459,7 @@
             <w:rPr>
               <w:rStyle w:val="Hyperlink"/>
             </w:rPr>
-            <w:t>file/49d013d5-0786</w:t>
+            <w:t>file/49d013d5-078</w:t>
           </w:r>
         </w:hyperlink>
       </w:r>
@@ -5517,25 +5470,13 @@
           <w:i w:val="0"/>
           <w:color w:val="0000FF"/>
           <w:sz w:val="24"/>
-          <w:u w:val="single"/>
-        </w:rPr>
-        <w:t>-</w:t>
-      </w:r>
-      <w:r>
-        <w:rPr>
-          <w:rFonts w:ascii="Charis SIL Regular" w:hAnsi="Charis SIL Regular" w:eastAsia="Charis SIL Regular"/>
-          <w:b w:val="0"/>
-          <w:i w:val="0"/>
-          <w:color w:val="0000FF"/>
-          <w:sz w:val="24"/>
-          <w:u w:val="single"/>
         </w:rPr>
         <w:hyperlink r:id="rId27" w:history="1">
           <w:r>
             <w:rPr>
               <w:rStyle w:val="Hyperlink"/>
             </w:rPr>
-            <w:t>db08</w:t>
+            <w:t>6</w:t>
           </w:r>
         </w:hyperlink>
       </w:r>
@@ -5548,6 +5489,24 @@
           <w:sz w:val="24"/>
         </w:rPr>
         <w:t>-</w:t>
+      </w:r>
+      <w:r>
+        <w:rPr>
+          <w:rFonts w:ascii="Charis SIL Regular" w:hAnsi="Charis SIL Regular" w:eastAsia="Charis SIL Regular"/>
+          <w:b w:val="0"/>
+          <w:i w:val="0"/>
+          <w:color w:val="0000FF"/>
+          <w:sz w:val="24"/>
+          <w:u w:val="single"/>
+        </w:rPr>
+        <w:hyperlink r:id="rId27" w:history="1">
+          <w:r>
+            <w:rPr>
+              <w:rStyle w:val="Hyperlink"/>
+            </w:rPr>
+            <w:t>db08-</w:t>
+          </w:r>
+        </w:hyperlink>
       </w:r>
       <w:r>
         <w:rPr>

--- a/EXPORTS/DOCX/published/niveau3/English/Wereldtentoonstelling1883.docx
+++ b/EXPORTS/DOCX/published/niveau3/English/Wereldtentoonstelling1883.docx
@@ -1029,7 +1029,7 @@
           <w:sz w:val="24"/>
           <w:u w:val="single"/>
         </w:rPr>
-        <w:hyperlink r:id="rId12" w:history="1">
+        <w:hyperlink r:id="rId13" w:history="1">
           <w:r>
             <w:rPr>
               <w:rStyle w:val="Hyperlink"/>
@@ -1140,7 +1140,7 @@
           <w:sz w:val="24"/>
           <w:u w:val="single"/>
         </w:rPr>
-        <w:hyperlink r:id="rId14" w:history="1">
+        <w:hyperlink r:id="rId13" w:history="1">
           <w:r>
             <w:rPr>
               <w:rStyle w:val="Hyperlink"/>
@@ -1158,7 +1158,7 @@
           <w:sz w:val="24"/>
           <w:u w:val="single"/>
         </w:rPr>
-        <w:hyperlink r:id="rId14" w:history="1">
+        <w:hyperlink r:id="rId13" w:history="1">
           <w:r>
             <w:rPr>
               <w:rStyle w:val="Hyperlink"/>
@@ -1187,7 +1187,7 @@
           <w:sz w:val="24"/>
           <w:u w:val="single"/>
         </w:rPr>
-        <w:hyperlink r:id="rId14" w:history="1">
+        <w:hyperlink r:id="rId13" w:history="1">
           <w:r>
             <w:rPr>
               <w:rStyle w:val="Hyperlink"/>
@@ -1226,13 +1226,60 @@
       </w:r>
       <w:r>
         <w:rPr>
+          <w:u w:val="single" w:color="0000ff"/>
           <w:rFonts w:ascii="Charis SIL Regular" w:hAnsi="Charis SIL Regular" w:eastAsia="Charis SIL Regular"/>
           <w:b w:val="0"/>
           <w:i w:val="0"/>
           <w:color w:val="000000"/>
           <w:sz w:val="24"/>
         </w:rPr>
-        <w:t>responsible for collecting objects in the Dutch East Indies and it was he who</w:t>
+        <w:hyperlink r:id="rId13" w:history="1">
+          <w:r>
+            <w:rPr>
+              <w:rStyle w:val="Hyperlink"/>
+            </w:rPr>
+            <w:t>responsible</w:t>
+          </w:r>
+        </w:hyperlink>
+      </w:r>
+      <w:r>
+        <w:rPr>
+          <w:u w:val="single" w:color="0000ff"/>
+          <w:rFonts w:ascii="Charis SIL Regular" w:hAnsi="Charis SIL Regular" w:eastAsia="Charis SIL Regular"/>
+          <w:b w:val="0"/>
+          <w:i w:val="0"/>
+          <w:color w:val="000000"/>
+          <w:sz w:val="24"/>
+        </w:rPr>
+        <w:t xml:space="preserve"> </w:t>
+      </w:r>
+      <w:r>
+        <w:rPr>
+          <w:u w:val="single" w:color="0000ff"/>
+          <w:rFonts w:ascii="Charis SIL Regular" w:hAnsi="Charis SIL Regular" w:eastAsia="Charis SIL Regular"/>
+          <w:b w:val="0"/>
+          <w:i w:val="0"/>
+          <w:color w:val="000000"/>
+          <w:sz w:val="24"/>
+        </w:rPr>
+        <w:hyperlink r:id="rId13" w:history="1">
+          <w:r>
+            <w:rPr>
+              <w:rStyle w:val="Hyperlink"/>
+            </w:rPr>
+            <w:t>for colle</w:t>
+          </w:r>
+        </w:hyperlink>
+      </w:r>
+      <w:r>
+        <w:rPr>
+          <w:rFonts w:ascii="Charis SIL Regular" w:hAnsi="Charis SIL Regular" w:eastAsia="Charis SIL Regular"/>
+          <w:b w:val="0"/>
+          <w:i w:val="0"/>
+          <w:color w:val="000000"/>
+          <w:sz w:val="24"/>
+        </w:rPr>
+        <w:t>cting objects in the Dutch East Indies and it was he who</w:t>
       </w:r>
       <w:r>
         <w:rPr>
@@ -2497,7 +2544,7 @@
           <w:sz w:val="24"/>
           <w:u w:val="single"/>
         </w:rPr>
-        <w:hyperlink r:id="rId19" w:history="1">
+        <w:hyperlink r:id="rId21" w:history="1">
           <w:r>
             <w:rPr>
               <w:rStyle w:val="Hyperlink"/>
@@ -2526,7 +2573,7 @@
           <w:sz w:val="24"/>
           <w:u w:val="single"/>
         </w:rPr>
-        <w:hyperlink r:id="rId19" w:history="1">
+        <w:hyperlink r:id="rId21" w:history="1">
           <w:r>
             <w:rPr>
               <w:rStyle w:val="Hyperlink"/>
@@ -2544,12 +2591,12 @@
           <w:sz w:val="24"/>
           <w:u w:val="single"/>
         </w:rPr>
-        <w:hyperlink r:id="rId19" w:history="1">
+        <w:hyperlink r:id="rId21" w:history="1">
           <w:r>
             <w:rPr>
               <w:rStyle w:val="Hyperlink"/>
             </w:rPr>
-            <w:t>tnografi</w:t>
+            <w:t>tnograf</w:t>
           </w:r>
         </w:hyperlink>
       </w:r>
@@ -2562,7 +2609,25 @@
           <w:sz w:val="24"/>
           <w:u w:val="single"/>
         </w:rPr>
-        <w:hyperlink r:id="rId19" w:history="1">
+        <w:hyperlink r:id="rId21" w:history="1">
+          <w:r>
+            <w:rPr>
+              <w:rStyle w:val="Hyperlink"/>
+            </w:rPr>
+            <w:t>i</w:t>
+          </w:r>
+        </w:hyperlink>
+      </w:r>
+      <w:r>
+        <w:rPr>
+          <w:rFonts w:ascii="Charis SIL Regular" w:hAnsi="Charis SIL Regular" w:eastAsia="Charis SIL Regular"/>
+          <w:b w:val="0"/>
+          <w:i w:val="0"/>
+          <w:color w:val="0000FF"/>
+          <w:sz w:val="24"/>
+          <w:u w:val="single"/>
+        </w:rPr>
+        <w:hyperlink r:id="rId21" w:history="1">
           <w:r>
             <w:rPr>
               <w:rStyle w:val="Hyperlink"/>
@@ -2578,9 +2643,15 @@
           <w:i w:val="0"/>
           <w:color w:val="0000FF"/>
           <w:sz w:val="24"/>
-          <w:u w:val="single"/>
-        </w:rPr>
-        <w:t>c</w:t>
+        </w:rPr>
+        <w:hyperlink r:id="rId21" w:history="1">
+          <w:r>
+            <w:rPr>
+              <w:rStyle w:val="Hyperlink"/>
+            </w:rPr>
+            <w:t>c</w:t>
+          </w:r>
+        </w:hyperlink>
       </w:r>
       <w:r>
         <w:rPr>
@@ -2589,7 +2660,6 @@
           <w:i w:val="0"/>
           <w:color w:val="0000FF"/>
           <w:sz w:val="24"/>
-          <w:u w:val="single"/>
         </w:rPr>
         <w:t>h</w:t>
       </w:r>
@@ -5459,7 +5529,7 @@
             <w:rPr>
               <w:rStyle w:val="Hyperlink"/>
             </w:rPr>
-            <w:t>file/49d013d5-078</w:t>
+            <w:t>file/49d013d5-0786</w:t>
           </w:r>
         </w:hyperlink>
       </w:r>
@@ -5470,13 +5540,25 @@
           <w:i w:val="0"/>
           <w:color w:val="0000FF"/>
           <w:sz w:val="24"/>
+          <w:u w:val="single"/>
+        </w:rPr>
+        <w:t>-</w:t>
+      </w:r>
+      <w:r>
+        <w:rPr>
+          <w:rFonts w:ascii="Charis SIL Regular" w:hAnsi="Charis SIL Regular" w:eastAsia="Charis SIL Regular"/>
+          <w:b w:val="0"/>
+          <w:i w:val="0"/>
+          <w:color w:val="0000FF"/>
+          <w:sz w:val="24"/>
+          <w:u w:val="single"/>
         </w:rPr>
         <w:hyperlink r:id="rId27" w:history="1">
           <w:r>
             <w:rPr>
               <w:rStyle w:val="Hyperlink"/>
             </w:rPr>
-            <w:t>6</w:t>
+            <w:t>db08</w:t>
           </w:r>
         </w:hyperlink>
       </w:r>
@@ -5489,24 +5571,6 @@
           <w:sz w:val="24"/>
         </w:rPr>
         <w:t>-</w:t>
-      </w:r>
-      <w:r>
-        <w:rPr>
-          <w:rFonts w:ascii="Charis SIL Regular" w:hAnsi="Charis SIL Regular" w:eastAsia="Charis SIL Regular"/>
-          <w:b w:val="0"/>
-          <w:i w:val="0"/>
-          <w:color w:val="0000FF"/>
-          <w:sz w:val="24"/>
-          <w:u w:val="single"/>
-        </w:rPr>
-        <w:hyperlink r:id="rId27" w:history="1">
-          <w:r>
-            <w:rPr>
-              <w:rStyle w:val="Hyperlink"/>
-            </w:rPr>
-            <w:t>db08-</w:t>
-          </w:r>
-        </w:hyperlink>
       </w:r>
       <w:r>
         <w:rPr>

--- a/EXPORTS/DOCX/published/niveau3/English/Wereldtentoonstelling1883.docx
+++ b/EXPORTS/DOCX/published/niveau3/English/Wereldtentoonstelling1883.docx
@@ -1140,7 +1140,7 @@
           <w:sz w:val="24"/>
           <w:u w:val="single"/>
         </w:rPr>
-        <w:hyperlink r:id="rId13" w:history="1">
+        <w:hyperlink r:id="rId14" w:history="1">
           <w:r>
             <w:rPr>
               <w:rStyle w:val="Hyperlink"/>
@@ -2324,7 +2324,6 @@
           <w:i w:val="0"/>
           <w:color w:val="0000FF"/>
           <w:sz w:val="24"/>
-          <w:u w:val="single"/>
         </w:rPr>
         <w:hyperlink r:id="rId19" w:history="1">
           <w:r>
@@ -2533,7 +2532,14 @@
           <w:color w:val="000000"/>
           <w:sz w:val="24"/>
         </w:rPr>
-        <w:t xml:space="preserve">nt to the </w:t>
+        <w:hyperlink r:id="rId19" w:history="1">
+          <w:r>
+            <w:rPr>
+              <w:rStyle w:val="Hyperlink"/>
+            </w:rPr>
+            <w:t xml:space="preserve">nt to the </w:t>
+          </w:r>
+        </w:hyperlink>
       </w:r>
       <w:r>
         <w:rPr>
@@ -2544,7 +2550,7 @@
           <w:sz w:val="24"/>
           <w:u w:val="single"/>
         </w:rPr>
-        <w:hyperlink r:id="rId21" w:history="1">
+        <w:hyperlink r:id="rId19" w:history="1">
           <w:r>
             <w:rPr>
               <w:rStyle w:val="Hyperlink"/>
@@ -2573,7 +2579,7 @@
           <w:sz w:val="24"/>
           <w:u w:val="single"/>
         </w:rPr>
-        <w:hyperlink r:id="rId21" w:history="1">
+        <w:hyperlink r:id="rId19" w:history="1">
           <w:r>
             <w:rPr>
               <w:rStyle w:val="Hyperlink"/>
@@ -2591,12 +2597,12 @@
           <w:sz w:val="24"/>
           <w:u w:val="single"/>
         </w:rPr>
-        <w:hyperlink r:id="rId21" w:history="1">
+        <w:hyperlink r:id="rId19" w:history="1">
           <w:r>
             <w:rPr>
               <w:rStyle w:val="Hyperlink"/>
             </w:rPr>
-            <w:t>tnograf</w:t>
+            <w:t>tnografi</w:t>
           </w:r>
         </w:hyperlink>
       </w:r>
@@ -2609,25 +2615,7 @@
           <w:sz w:val="24"/>
           <w:u w:val="single"/>
         </w:rPr>
-        <w:hyperlink r:id="rId21" w:history="1">
-          <w:r>
-            <w:rPr>
-              <w:rStyle w:val="Hyperlink"/>
-            </w:rPr>
-            <w:t>i</w:t>
-          </w:r>
-        </w:hyperlink>
-      </w:r>
-      <w:r>
-        <w:rPr>
-          <w:rFonts w:ascii="Charis SIL Regular" w:hAnsi="Charis SIL Regular" w:eastAsia="Charis SIL Regular"/>
-          <w:b w:val="0"/>
-          <w:i w:val="0"/>
-          <w:color w:val="0000FF"/>
-          <w:sz w:val="24"/>
-          <w:u w:val="single"/>
-        </w:rPr>
-        <w:hyperlink r:id="rId21" w:history="1">
+        <w:hyperlink r:id="rId19" w:history="1">
           <w:r>
             <w:rPr>
               <w:rStyle w:val="Hyperlink"/>
@@ -2644,7 +2632,7 @@
           <w:color w:val="0000FF"/>
           <w:sz w:val="24"/>
         </w:rPr>
-        <w:hyperlink r:id="rId21" w:history="1">
+        <w:hyperlink r:id="rId19" w:history="1">
           <w:r>
             <w:rPr>
               <w:rStyle w:val="Hyperlink"/>
@@ -2661,7 +2649,14 @@
           <w:color w:val="0000FF"/>
           <w:sz w:val="24"/>
         </w:rPr>
-        <w:t>h</w:t>
+        <w:hyperlink r:id="rId19" w:history="1">
+          <w:r>
+            <w:rPr>
+              <w:rStyle w:val="Hyperlink"/>
+            </w:rPr>
+            <w:t>h</w:t>
+          </w:r>
+        </w:hyperlink>
       </w:r>
       <w:r>
         <w:rPr>
@@ -3202,32 +3197,7 @@
           <w:color w:val="000000"/>
           <w:sz w:val="24"/>
         </w:rPr>
-        <w:hyperlink r:id="rId23" w:history="1">
-          <w:r>
-            <w:rPr>
-              <w:rStyle w:val="Hyperlink"/>
-            </w:rPr>
-            <w:t>e the Dutc</w:t>
-          </w:r>
-        </w:hyperlink>
-      </w:r>
-      <w:r>
-        <w:rPr>
-          <w:u w:val="single" w:color="0000ff"/>
-          <w:rFonts w:ascii="Charis SIL Regular" w:hAnsi="Charis SIL Regular" w:eastAsia="Charis SIL Regular"/>
-          <w:b w:val="0"/>
-          <w:i w:val="0"/>
-          <w:color w:val="000000"/>
-          <w:sz w:val="24"/>
-        </w:rPr>
-        <w:hyperlink r:id="rId23" w:history="1">
-          <w:r>
-            <w:rPr>
-              <w:rStyle w:val="Hyperlink"/>
-            </w:rPr>
-            <w:t>h c</w:t>
-          </w:r>
-        </w:hyperlink>
+        <w:t>e the Dutch c</w:t>
       </w:r>
       <w:r>
         <w:rPr>
@@ -3772,14 +3742,7 @@
           <w:color w:val="000000"/>
           <w:sz w:val="24"/>
         </w:rPr>
-        <w:hyperlink r:id="rId24" w:history="1">
-          <w:r>
-            <w:rPr>
-              <w:rStyle w:val="Hyperlink"/>
-            </w:rPr>
-            <w:t>le throug</w:t>
-          </w:r>
-        </w:hyperlink>
+        <w:t>le throug</w:t>
       </w:r>
       <w:r>
         <w:rPr>
@@ -3897,32 +3860,7 @@
           <w:color w:val="000000"/>
           <w:sz w:val="24"/>
         </w:rPr>
-        <w:hyperlink r:id="rId24" w:history="1">
-          <w:r>
-            <w:rPr>
-              <w:rStyle w:val="Hyperlink"/>
-            </w:rPr>
-            <w:t>. The phot</w:t>
-          </w:r>
-        </w:hyperlink>
-      </w:r>
-      <w:r>
-        <w:rPr>
-          <w:u w:val="single" w:color="0000ff"/>
-          <w:rFonts w:ascii="Charis SIL Regular" w:hAnsi="Charis SIL Regular" w:eastAsia="Charis SIL Regular"/>
-          <w:b w:val="0"/>
-          <w:i w:val="0"/>
-          <w:color w:val="000000"/>
-          <w:sz w:val="24"/>
-        </w:rPr>
-        <w:hyperlink r:id="rId24" w:history="1">
-          <w:r>
-            <w:rPr>
-              <w:rStyle w:val="Hyperlink"/>
-            </w:rPr>
-            <w:t>o collecti</w:t>
-          </w:r>
-        </w:hyperlink>
+        <w:t>. The photo collecti</w:t>
       </w:r>
       <w:r>
         <w:rPr>
@@ -4321,32 +4259,7 @@
           <w:color w:val="000000"/>
           <w:sz w:val="24"/>
         </w:rPr>
-        <w:hyperlink r:id="rId25" w:history="1">
-          <w:r>
-            <w:rPr>
-              <w:rStyle w:val="Hyperlink"/>
-            </w:rPr>
-            <w:t>o sho</w:t>
-          </w:r>
-        </w:hyperlink>
-      </w:r>
-      <w:r>
-        <w:rPr>
-          <w:u w:val="single" w:color="0000ff"/>
-          <w:rFonts w:ascii="Charis SIL Regular" w:hAnsi="Charis SIL Regular" w:eastAsia="Charis SIL Regular"/>
-          <w:b w:val="0"/>
-          <w:i w:val="0"/>
-          <w:color w:val="000000"/>
-          <w:sz w:val="24"/>
-        </w:rPr>
-        <w:hyperlink r:id="rId25" w:history="1">
-          <w:r>
-            <w:rPr>
-              <w:rStyle w:val="Hyperlink"/>
-            </w:rPr>
-            <w:t>w the pe</w:t>
-          </w:r>
-        </w:hyperlink>
+        <w:t>o show the pe</w:t>
       </w:r>
       <w:r>
         <w:rPr>
@@ -4764,7 +4677,7 @@
           <w:sz w:val="24"/>
           <w:u w:val="single"/>
         </w:rPr>
-        <w:t>Scientific research in colonised terr</w:t>
+        <w:t>Scientific research in colonised terri</w:t>
       </w:r>
       <w:r>
         <w:rPr>
@@ -4775,7 +4688,7 @@
           <w:sz w:val="24"/>
           <w:u w:val="single"/>
         </w:rPr>
-        <w:t>i</w:t>
+        <w:t>torie</w:t>
       </w:r>
       <w:r>
         <w:rPr>
@@ -4784,9 +4697,8 @@
           <w:i w:val="0"/>
           <w:color w:val="0000FF"/>
           <w:sz w:val="24"/>
-          <w:u w:val="single"/>
-        </w:rPr>
-        <w:t>tories</w:t>
+        </w:rPr>
+        <w:t>s</w:t>
       </w:r>
       <w:r>
         <w:br/>
@@ -5529,7 +5441,7 @@
             <w:rPr>
               <w:rStyle w:val="Hyperlink"/>
             </w:rPr>
-            <w:t>file/49d013d5-0786</w:t>
+            <w:t>file/49d013d5-078</w:t>
           </w:r>
         </w:hyperlink>
       </w:r>
@@ -5540,25 +5452,13 @@
           <w:i w:val="0"/>
           <w:color w:val="0000FF"/>
           <w:sz w:val="24"/>
-          <w:u w:val="single"/>
-        </w:rPr>
-        <w:t>-</w:t>
-      </w:r>
-      <w:r>
-        <w:rPr>
-          <w:rFonts w:ascii="Charis SIL Regular" w:hAnsi="Charis SIL Regular" w:eastAsia="Charis SIL Regular"/>
-          <w:b w:val="0"/>
-          <w:i w:val="0"/>
-          <w:color w:val="0000FF"/>
-          <w:sz w:val="24"/>
-          <w:u w:val="single"/>
         </w:rPr>
         <w:hyperlink r:id="rId27" w:history="1">
           <w:r>
             <w:rPr>
               <w:rStyle w:val="Hyperlink"/>
             </w:rPr>
-            <w:t>db08</w:t>
+            <w:t>6</w:t>
           </w:r>
         </w:hyperlink>
       </w:r>
@@ -5571,6 +5471,24 @@
           <w:sz w:val="24"/>
         </w:rPr>
         <w:t>-</w:t>
+      </w:r>
+      <w:r>
+        <w:rPr>
+          <w:rFonts w:ascii="Charis SIL Regular" w:hAnsi="Charis SIL Regular" w:eastAsia="Charis SIL Regular"/>
+          <w:b w:val="0"/>
+          <w:i w:val="0"/>
+          <w:color w:val="0000FF"/>
+          <w:sz w:val="24"/>
+          <w:u w:val="single"/>
+        </w:rPr>
+        <w:hyperlink r:id="rId27" w:history="1">
+          <w:r>
+            <w:rPr>
+              <w:rStyle w:val="Hyperlink"/>
+            </w:rPr>
+            <w:t>db08-</w:t>
+          </w:r>
+        </w:hyperlink>
       </w:r>
       <w:r>
         <w:rPr>
